--- a/LMER_poultry_cafo_results.docx
+++ b/LMER_poultry_cafo_results.docx
@@ -1548,7 +1548,7 @@
                 <w:rFonts w:ascii="Calibri" w:hAnsi="Calibri"/>
                 <w:sz w:val="20"/>
               </w:rPr>
-              <w:t xml:space="default">huc12_pop_density</w:t>
+              <w:t xml:space="default">huc12_pop_density_scaled</w:t>
             </w:r>
           </w:p>
         </w:tc>
@@ -1620,7 +1620,7 @@
                 <w:rFonts w:ascii="Calibri" w:hAnsi="Calibri"/>
                 <w:sz w:val="20"/>
               </w:rPr>
-              <w:t xml:space="default">-0.001+</w:t>
+              <w:t xml:space="default">-0.070+</w:t>
             </w:r>
           </w:p>
         </w:tc>
@@ -1721,7 +1721,7 @@
                 <w:rFonts w:ascii="Calibri" w:hAnsi="Calibri"/>
                 <w:sz w:val="20"/>
               </w:rPr>
-              <w:t xml:space="default">(0.000)</w:t>
+              <w:t xml:space="default">(0.036)</w:t>
             </w:r>
           </w:p>
         </w:tc>
@@ -3034,7 +3034,7 @@
                 <w:rFonts w:ascii="Calibri" w:hAnsi="Calibri"/>
                 <w:sz w:val="20"/>
               </w:rPr>
-              <w:t xml:space="default">7851.4</w:t>
+              <w:t xml:space="default">7842.2</w:t>
             </w:r>
           </w:p>
         </w:tc>
@@ -3135,7 +3135,7 @@
                 <w:rFonts w:ascii="Calibri" w:hAnsi="Calibri"/>
                 <w:sz w:val="20"/>
               </w:rPr>
-              <w:t xml:space="default">8000.9</w:t>
+              <w:t xml:space="default">7991.7</w:t>
             </w:r>
           </w:p>
         </w:tc>

--- a/LMER_poultry_cafo_results.docx
+++ b/LMER_poultry_cafo_results.docx
@@ -1144,7 +1144,7 @@
                 <w:rFonts w:ascii="Calibri" w:hAnsi="Calibri"/>
                 <w:sz w:val="20"/>
               </w:rPr>
-              <w:t xml:space="default">huc12_upstream_s_cafo_density_scaled</w:t>
+              <w:t xml:space="default">huc12_upstream_swine_cafo_densit</w:t>
             </w:r>
           </w:p>
         </w:tc>
@@ -1216,7 +1216,7 @@
                 <w:rFonts w:ascii="Calibri" w:hAnsi="Calibri"/>
                 <w:sz w:val="20"/>
               </w:rPr>
-              <w:t xml:space="default">0.168*</w:t>
+              <w:t xml:space="default">1.685*</w:t>
             </w:r>
           </w:p>
         </w:tc>
@@ -1317,7 +1317,7 @@
                 <w:rFonts w:ascii="Calibri" w:hAnsi="Calibri"/>
                 <w:sz w:val="20"/>
               </w:rPr>
-              <w:t xml:space="default">(0.071)</w:t>
+              <w:t xml:space="default">(0.709)</w:t>
             </w:r>
           </w:p>
         </w:tc>
@@ -1346,7 +1346,7 @@
                 <w:rFonts w:ascii="Calibri" w:hAnsi="Calibri"/>
                 <w:sz w:val="20"/>
               </w:rPr>
-              <w:t xml:space="default">huc12_upstream_s_cafo_count_scaled</w:t>
+              <w:t xml:space="default">huc12_upstream_swine_cafo_count</w:t>
             </w:r>
           </w:p>
         </w:tc>
@@ -1418,7 +1418,7 @@
                 <w:rFonts w:ascii="Calibri" w:hAnsi="Calibri"/>
                 <w:sz w:val="20"/>
               </w:rPr>
-              <w:t xml:space="default">-0.273*</w:t>
+              <w:t xml:space="default">-0.027*</w:t>
             </w:r>
           </w:p>
         </w:tc>
@@ -1519,7 +1519,7 @@
                 <w:rFonts w:ascii="Calibri" w:hAnsi="Calibri"/>
                 <w:sz w:val="20"/>
               </w:rPr>
-              <w:t xml:space="default">(0.133)</w:t>
+              <w:t xml:space="default">(0.013)</w:t>
             </w:r>
           </w:p>
         </w:tc>
